--- a/data/Agreements EU-LAC_EU-CELAC 2021-2023 Strategic Roadmap to Step Up Research and Innovation with the Community of Latin American and Caribbean.docx
+++ b/data/Agreements EU-LAC_EU-CELAC 2021-2023 Strategic Roadmap to Step Up Research and Innovation with the Community of Latin American and Caribbean.docx
@@ -2,13 +2,13 @@
 <file path=word/document.xml><?xml version="1.0" encoding="utf-8"?>
 <w:document xmlns:w="http://schemas.openxmlformats.org/wordprocessingml/2006/main" xmlns:m="http://schemas.openxmlformats.org/officeDocument/2006/math" xmlns:r="http://schemas.openxmlformats.org/officeDocument/2006/relationships" xmlns:o="urn:schemas-microsoft-com:office:office" xmlns:v="urn:schemas-microsoft-com:vml" xmlns:w10="urn:schemas-microsoft-com:office:word" xmlns:a="http://schemas.openxmlformats.org/drawingml/2006/main" xmlns:pic="http://schemas.openxmlformats.org/drawingml/2006/picture" xmlns:wp="http://schemas.openxmlformats.org/drawingml/2006/wordprocessingDrawing">
   <w:body>
-    <w:bookmarkStart w:id="26" w:name="X492d928734de9eac956442ef638d19a9fc36e37"/>
+    <w:bookmarkStart w:id="26" w:name="X384c530b8ac0fc803ed07454a017267a2439eba"/>
     <w:p>
       <w:pPr>
         <w:pStyle w:val="Heading1"/>
       </w:pPr>
       <w:r>
-        <w:t xml:space="preserve">EU-CELAC 2021-2023 Strategic Roadmap for Research and Innovation Collaboration</w:t>
+        <w:t xml:space="preserve">EU-CELAC 2021-2023 Strategic Roadmap for Science, Technology, and Innovation Cooperation</w:t>
       </w:r>
     </w:p>
     <w:p>
@@ -55,7 +55,7 @@
         <w:pStyle w:val="FirstParagraph"/>
       </w:pPr>
       <w:r>
-        <w:t xml:space="preserve">The EU-CELAC 2021-2023 Strategic Roadmap aims to enhance research and innovation collaboration between the European Union and the Community of Latin American and Caribbean States. It emphasizes addressing global challenges such as health, climate change, and digital transformation through a Common Research Area. Key pillars include researcher mobility, cooperation in research infrastructures, and a focus on innovation as a vital component for sustainable development. The roadmap highlights the importance of open science, data sharing, and the role of social sciences in tackling these challenges. It encourages leveraging the Horizon Europe program to strengthen ties and support initiatives that foster interregional collaboration. The document underscores the need for a strategic, action-oriented approach to build resilient research networks and promote knowledge transfer between the regions.</w:t>
+        <w:t xml:space="preserve">The EU-CELAC 2021-2023 Strategic Roadmap outlines joint priorities for research and innovation between the European Union and the Community of Latin American and Caribbean States (CELAC). Building on the Brussels Declaration and Action Plan, the roadmap focuses on four pillars: researcher mobility, research infrastructures, global challenges (health, environment, digital), and innovation. Key actions include enhancing academic mobility, strengthening research infrastructure collaboration, addressing shared global challenges such as COVID-19, climate change, and digital transformation, and integrating innovation as a core area of cooperation. The roadmap emphasizes open science, data sharing, and the use of EU programs like Horizon Europe to deepen bi-regional collaboration. It calls for systemic, multidisciplinary approaches and highlights the importance of policy exchange, capacity building, and inclusive, sustainable development. Progress will be reviewed at future Senior Officials Meetings.</w:t>
       </w:r>
     </w:p>
     <w:bookmarkEnd w:id="20"/>
@@ -77,7 +77,7 @@
         </w:numPr>
       </w:pPr>
       <w:r>
-        <w:t xml:space="preserve">The EU-CELAC 2021-2023 Strategic Roadmap aims to enhance research and innovation collaboration between the European Union and Latin American and Caribbean states, focusing on shared global challenges.</w:t>
+        <w:t xml:space="preserve">Four Pillars: The roadmap is structured around four pillars—Research Infrastructures, Researcher Mobility, Global Challenges (health, environment, digital), and Innovation—aimed at deepening EU-CELAC cooperation in science, technology, and innovation.</w:t>
       </w:r>
     </w:p>
     <w:p>
@@ -89,7 +89,7 @@
         </w:numPr>
       </w:pPr>
       <w:r>
-        <w:t xml:space="preserve">It emphasizes the importance of academic mobility, cooperation in research infrastructures, and addressing health, environmental, and digital transformation issues.</w:t>
+        <w:t xml:space="preserve">Strategic Priorities: Focus areas include health (pandemics, chronic diseases), environmental sustainability (climate change, biodiversity, sustainable agriculture, Atlantic Ocean research), digital transformation (connectivity, cybersecurity, digital skills), and fostering innovation ecosystems.</w:t>
       </w:r>
     </w:p>
     <w:p>
@@ -101,19 +101,7 @@
         </w:numPr>
       </w:pPr>
       <w:r>
-        <w:t xml:space="preserve">The roadmap introduces an</w:t>
-      </w:r>
-      <w:r>
-        <w:t xml:space="preserve"> </w:t>
-      </w:r>
-      <w:r>
-        <w:t xml:space="preserve">‘Innovation’</w:t>
-      </w:r>
-      <w:r>
-        <w:t xml:space="preserve"> </w:t>
-      </w:r>
-      <w:r>
-        <w:t xml:space="preserve">pillar, highlighting the need for systemic approaches to foster innovation and sustainable development.</w:t>
+        <w:t xml:space="preserve">Researcher Mobility &amp; Capacity Building: Emphasizes academic and researcher mobility, capacity building, and support for doctoral/postdoctoral programs, with tools like Erasmus+, Marie Skłodowska-Curie Actions, and the Euraxess portal.</w:t>
       </w:r>
     </w:p>
     <w:p>
@@ -125,7 +113,7 @@
         </w:numPr>
       </w:pPr>
       <w:r>
-        <w:t xml:space="preserve">Open science principles are prioritized, promoting open access to research data and publications to facilitate knowledge sharing.</w:t>
+        <w:t xml:space="preserve">Open Science &amp; Data Sharing: Strong commitment to open access publishing, responsible research data management (FAIR principles), and exploring joint initiatives for open science and data commons between the regions.</w:t>
       </w:r>
     </w:p>
     <w:p>
@@ -137,7 +125,19 @@
         </w:numPr>
       </w:pPr>
       <w:r>
-        <w:t xml:space="preserve">The document underscores the significance of public policies in education and health, particularly in the context of the COVID-19 pandemic.</w:t>
+        <w:t xml:space="preserve">Innovation Ecosystem: Recognizes innovation as a key pillar, promoting collaboration between academia and business, support for intellectual property, technology transfer, smart specialization, and social innovation.</w:t>
+      </w:r>
+    </w:p>
+    <w:p>
+      <w:pPr>
+        <w:pStyle w:val="Compact"/>
+        <w:numPr>
+          <w:ilvl w:val="0"/>
+          <w:numId w:val="1001"/>
+        </w:numPr>
+      </w:pPr>
+      <w:r>
+        <w:t xml:space="preserve">Policy Alignment &amp; Programmes: Encourages use of EU programmes like Horizon Europe, supports policy dialogue, and calls for working groups to align activities with these strategic priorities and report progress regularly.</w:t>
       </w:r>
     </w:p>
     <w:bookmarkEnd w:id="21"/>
@@ -207,7 +207,7 @@
               <w:pStyle w:val="Compact"/>
             </w:pPr>
             <w:r>
-              <w:t xml:space="preserve">European Commission; Community of Latin American and Caribbean States; European Union</w:t>
+              <w:t xml:space="preserve">European Union; Community of Latin American and Caribbean States; European Commission; EU Member States</w:t>
             </w:r>
           </w:p>
         </w:tc>
@@ -231,7 +231,31 @@
               <w:pStyle w:val="Compact"/>
             </w:pPr>
             <w:r>
-              <w:t xml:space="preserve">EU-LAC Foundation; Universities; Research Performing Organisations; Academic Institutions; European Institute of Innovation and Technology</w:t>
+              <w:t xml:space="preserve">Universities; Research Performing Organisations; Academic Institutions; Researchers; Innovators; Knowledge and Innovation Communities; EU-LAC Foundation; Latin American Cooperation of Advanced Networks; National Research and Education Networks</w:t>
+            </w:r>
+          </w:p>
+        </w:tc>
+      </w:tr>
+      <w:tr>
+        <w:tc>
+          <w:tcPr/>
+          <w:p>
+            <w:pPr>
+              <w:pStyle w:val="Compact"/>
+            </w:pPr>
+            <w:r>
+              <w:t xml:space="preserve">Economic Actors</w:t>
+            </w:r>
+          </w:p>
+        </w:tc>
+        <w:tc>
+          <w:tcPr/>
+          <w:p>
+            <w:pPr>
+              <w:pStyle w:val="Compact"/>
+            </w:pPr>
+            <w:r>
+              <w:t xml:space="preserve">Research Funding Organisations</w:t>
             </w:r>
           </w:p>
         </w:tc>
@@ -304,7 +328,7 @@
               <w:pStyle w:val="Compact"/>
             </w:pPr>
             <w:r>
-              <w:t xml:space="preserve">EU-CELAC Digital Partnership; Global Digital Cooperation</w:t>
+              <w:t xml:space="preserve">EU-CELAC Digital Partnership; Bi-regional Cooperation; Digital &amp; Technological Partnerships; Multilateralism</w:t>
             </w:r>
           </w:p>
         </w:tc>
@@ -328,7 +352,7 @@
               <w:pStyle w:val="Compact"/>
             </w:pPr>
             <w:r>
-              <w:t xml:space="preserve">Digital Infrastructure; Digital Policy; Digital Research</w:t>
+              <w:t xml:space="preserve">Digital Agenda; Digital Acceleration; Digital Platforms; Digital Infrastructure; Digital Skills Development; Digital Economy; Digital Ecosystem; Digital Policy; Digital Research; Digital Transitions</w:t>
             </w:r>
           </w:p>
         </w:tc>
@@ -352,7 +376,7 @@
               <w:pStyle w:val="Compact"/>
             </w:pPr>
             <w:r>
-              <w:t xml:space="preserve">ICT Innovation; Innovation in Computing</w:t>
+              <w:t xml:space="preserve">Artificial Intelligence; Tech-Driven Solutions; ICT Innovation; Innovation in Computing; High-Performance Computing; Cloud Computing; VRE</w:t>
             </w:r>
           </w:p>
         </w:tc>
@@ -376,7 +400,31 @@
               <w:pStyle w:val="Compact"/>
             </w:pPr>
             <w:r>
-              <w:t xml:space="preserve">Data Governance; Digital Governance; Cybersecurity</w:t>
+              <w:t xml:space="preserve">Data Governance; Cybersecurity; Data Protection; Digital Governance; Digital Ethics; E-Governance; Internet Governance; Data Privacy</w:t>
+            </w:r>
+          </w:p>
+        </w:tc>
+      </w:tr>
+      <w:tr>
+        <w:tc>
+          <w:tcPr/>
+          <w:p>
+            <w:pPr>
+              <w:pStyle w:val="Compact"/>
+            </w:pPr>
+            <w:r>
+              <w:t xml:space="preserve">Inclusion &amp; Social Development</w:t>
+            </w:r>
+          </w:p>
+        </w:tc>
+        <w:tc>
+          <w:tcPr/>
+          <w:p>
+            <w:pPr>
+              <w:pStyle w:val="Compact"/>
+            </w:pPr>
+            <w:r>
+              <w:t xml:space="preserve">Digital Inclusion; Connectivity; Digital Education; Sustainable Digital Development; Social Cohesion</w:t>
             </w:r>
           </w:p>
         </w:tc>
@@ -401,7 +449,7 @@
         </w:numPr>
       </w:pPr>
       <w:r>
-        <w:t xml:space="preserve">Implementation of the EU-CELAC Common Research Area to enhance collaboration in research and innovation between the EU and CELAC countries.</w:t>
+        <w:t xml:space="preserve">The EU-CELAC Working Group (WG) on Research Infrastructures, established in 2017, is actively working on roadmapping, governance, access policies, and practical support for partnering of research infrastructures between the EU and CELAC regions.</w:t>
       </w:r>
     </w:p>
     <w:p>
@@ -413,7 +461,7 @@
         </w:numPr>
       </w:pPr>
       <w:r>
-        <w:t xml:space="preserve">Active participation in the EU-LAC RESInfra project, funded by Horizon 2020, to support the development of research infrastructures and collaboration.</w:t>
+        <w:t xml:space="preserve">The EU-LAC RESInfra project, funded by the EU Framework Programme for Research and Innovation (Horizon 2020), is supporting the operation of the Research Infrastructures Working Group and facilitating closer collaboration between EU and CELAC research infrastructures.</w:t>
       </w:r>
     </w:p>
     <w:p>
@@ -425,7 +473,7 @@
         </w:numPr>
       </w:pPr>
       <w:r>
-        <w:t xml:space="preserve">Extension of the Euraxess mobility portal to the entire CELAC region to facilitate researcher mobility and knowledge transfer.</w:t>
+        <w:t xml:space="preserve">The extension of the Euraxess mobility portal to the entire CELAC region is being implemented to support researcher mobility and knowledge transfer.</w:t>
       </w:r>
     </w:p>
     <w:p>
@@ -437,7 +485,7 @@
         </w:numPr>
       </w:pPr>
       <w:r>
-        <w:t xml:space="preserve">Ongoing collaboration in global health research initiatives, including support for CEPI and GAVI to ensure equitable access to vaccines.</w:t>
+        <w:t xml:space="preserve">Ongoing support and promotion of Marie Skłodowska-Curie Actions under Horizon Europe and Erasmus+ for human capital development, international collaboration, and knowledge transfer between the EU and CELAC.</w:t>
       </w:r>
     </w:p>
     <w:p>
@@ -449,7 +497,7 @@
         </w:numPr>
       </w:pPr>
       <w:r>
-        <w:t xml:space="preserve">Development of joint research efforts on environmental challenges, including the All-Atlantic Ocean Research Alliance to enhance cooperation on ocean-related issues.</w:t>
+        <w:t xml:space="preserve">The CELAC Network of Specialists in Infectious Agents and Emerging and Re-emerging Diseases is an active regional research network supported by the partnership.</w:t>
       </w:r>
     </w:p>
     <w:p>
@@ -461,7 +509,13 @@
         </w:numPr>
       </w:pPr>
       <w:r>
-        <w:t xml:space="preserve">Pilot actions testing the smart specialisation approach in Latin America and the Caribbean, supported by the EU Regional Facility for Development in Transition.</w:t>
+        <w:t xml:space="preserve">Participation and cooperation in existing global health research initiatives, such as the Global Alliance for Chronic Diseases (GACD), Global Research Collaboration for Infectious Diseases Prevention (GloPID-R), Coalition for Epidemic Preparedness Innovations (CEPI), and GAVI (</w:t>
+      </w:r>
+      <w:r>
+        <w:t xml:space="preserve">‘the Vaccine Alliance’</w:t>
+      </w:r>
+      <w:r>
+        <w:t xml:space="preserve">), are being promoted and supported.</w:t>
       </w:r>
     </w:p>
     <w:p>
@@ -473,7 +527,7 @@
         </w:numPr>
       </w:pPr>
       <w:r>
-        <w:t xml:space="preserve">Promotion of open science initiatives, including the development of open access repositories and data management practices in CELAC states.</w:t>
+        <w:t xml:space="preserve">The European COVID-19 Data Platform (www.covid19dataportal.org) is being used to coordinate open science and data sharing between the EU and CELAC regions.</w:t>
       </w:r>
     </w:p>
     <w:p>
@@ -485,7 +539,43 @@
         </w:numPr>
       </w:pPr>
       <w:r>
-        <w:t xml:space="preserve">Encouragement of participation in Horizon Europe to strengthen links between CELAC and EU research communities.</w:t>
+        <w:t xml:space="preserve">The BELLA cable project is being implemented to establish a high-speed digital link between the EU and CELAC regions, with ongoing efforts to extend its reach within CELAC countries.</w:t>
+      </w:r>
+    </w:p>
+    <w:p>
+      <w:pPr>
+        <w:pStyle w:val="Compact"/>
+        <w:numPr>
+          <w:ilvl w:val="0"/>
+          <w:numId w:val="1002"/>
+        </w:numPr>
+      </w:pPr>
+      <w:r>
+        <w:t xml:space="preserve">EU pilot actions on smart specialisation are being conducted in the Latin America and Caribbean region, supported under the EU Regional Facility for Development in Transition, to test and promote innovation-driven sustainable territorial development.</w:t>
+      </w:r>
+    </w:p>
+    <w:p>
+      <w:pPr>
+        <w:pStyle w:val="Compact"/>
+        <w:numPr>
+          <w:ilvl w:val="0"/>
+          <w:numId w:val="1002"/>
+        </w:numPr>
+      </w:pPr>
+      <w:r>
+        <w:t xml:space="preserve">The Horizon Europe programme, launched in 2021, is open to CELAC participation, with specific calls and partnerships flagged to boost EU-CELAC cooperation in research and innovation.</w:t>
+      </w:r>
+    </w:p>
+    <w:p>
+      <w:pPr>
+        <w:pStyle w:val="Compact"/>
+        <w:numPr>
+          <w:ilvl w:val="0"/>
+          <w:numId w:val="1002"/>
+        </w:numPr>
+      </w:pPr>
+      <w:r>
+        <w:t xml:space="preserve">Ongoing support for open access publishing and research data management initiatives in CELAC states, including the implementation of data repositories in higher education institutions and research organisations.</w:t>
       </w:r>
     </w:p>
     <w:bookmarkEnd w:id="24"/>
